--- a/pr-preview/pr-392/algebra-sums-tracked-changes.docx
+++ b/pr-preview/pr-392/algebra-sums-tracked-changes.docx
@@ -26,7 +26,7 @@
       </w:pPr>
       <w:ins w:id="2" w:author="PR Preview" w:date="2026-01-01T00:00:00Z">
         <w:r>
-          <w:t xml:space="preserve">Last modified: 2026-10-18 14:54:19 (PDT)</w:t>
+          <w:t xml:space="preserve">Last modified: 2026-10-18 16:22:07 (PDT)</w:t>
         </w:r>
       </w:ins>
     </w:p>

--- a/pr-preview/pr-392/algebra-sums-tracked-changes.docx
+++ b/pr-preview/pr-392/algebra-sums-tracked-changes.docx
@@ -16,7 +16,7 @@
       </w:pPr>
       <w:del w:id="1" w:author="PR Preview" w:date="2026-01-01T00:00:00Z">
         <w:r>
-          <w:delText xml:space="preserve">Last modified: 2026-10-18 13:21:32 (PDT)</w:delText>
+          <w:delText xml:space="preserve">Last modified: 2026-10-18 16:43:42 (PDT)</w:delText>
         </w:r>
       </w:del>
     </w:p>
@@ -26,7 +26,7 @@
       </w:pPr>
       <w:ins w:id="2" w:author="PR Preview" w:date="2026-01-01T00:00:00Z">
         <w:r>
-          <w:t xml:space="preserve">Last modified: 2026-10-18 16:22:07 (PDT)</w:t>
+          <w:t xml:space="preserve">Last modified: 2026-10-18 22:01:27 (PDT)</w:t>
         </w:r>
       </w:ins>
     </w:p>
@@ -17732,7 +17732,7 @@
     </w:p>
     <w:bookmarkEnd w:id="68"/>
     <w:bookmarkEnd w:id="69"/>
-    <w:bookmarkStart w:id="82" w:name="sums-and-products-together"/>
+    <w:bookmarkStart w:id="84" w:name="sums-and-products-together"/>
     <w:p>
       <w:pPr>
         <w:pStyle w:val="Heading2"/>
@@ -20435,7 +20435,7 @@
       </w:r>
     </w:p>
     <w:bookmarkEnd w:id="79"/>
-    <w:bookmarkStart w:id="80" w:name="thm-square-of-a-sum"/>
+    <w:bookmarkStart w:id="80" w:name="thm-product-of-sums"/>
     <w:p>
       <w:pPr>
         <w:pStyle w:val="BodyText"/>
@@ -20445,7 +20445,1217 @@
           <w:b/>
           <w:bCs/>
         </w:rPr>
-        <w:t xml:space="preserve">Theorem 12 (Square of a sum)</w:t>
+        <w:t xml:space="preserve">Theorem 12 (Product of two sums (FOIL))</w:t>
+      </w:r>
+      <w:r>
+        <w:t xml:space="preserve"> </w:t>
+      </w:r>
+      <w:r>
+        <w:t xml:space="preserve">For any numbers</w:t>
+      </w:r>
+      <w:r>
+        <w:t xml:space="preserve"> </w:t>
+      </w:r>
+      <m:oMath>
+        <m:r>
+          <m:t>a</m:t>
+        </m:r>
+      </m:oMath>
+      <w:r>
+        <w:t xml:space="preserve">,</w:t>
+      </w:r>
+      <w:r>
+        <w:t xml:space="preserve"> </w:t>
+      </w:r>
+      <m:oMath>
+        <m:r>
+          <m:t>b</m:t>
+        </m:r>
+      </m:oMath>
+      <w:r>
+        <w:t xml:space="preserve">,</w:t>
+      </w:r>
+      <w:r>
+        <w:t xml:space="preserve"> </w:t>
+      </w:r>
+      <m:oMath>
+        <m:r>
+          <m:t>c</m:t>
+        </m:r>
+      </m:oMath>
+      <w:r>
+        <w:t xml:space="preserve"> </w:t>
+      </w:r>
+      <w:r>
+        <w:t xml:space="preserve">and</w:t>
+      </w:r>
+      <w:r>
+        <w:t xml:space="preserve"> </w:t>
+      </w:r>
+      <m:oMath>
+        <m:r>
+          <m:t>d</m:t>
+        </m:r>
+      </m:oMath>
+      <w:r>
+        <w:t xml:space="preserve">,</w:t>
+      </w:r>
+    </w:p>
+    <w:p>
+      <w:pPr>
+        <w:pStyle w:val="BodyText"/>
+      </w:pPr>
+      <m:oMathPara>
+        <m:oMathParaPr>
+          <m:jc m:val="center"/>
+        </m:oMathParaPr>
+        <m:oMath>
+          <m:r>
+            <m:rPr>
+              <m:sty m:val="p"/>
+            </m:rPr>
+            <m:t>(</m:t>
+          </m:r>
+          <m:r>
+            <m:t>a</m:t>
+          </m:r>
+          <m:r>
+            <m:rPr>
+              <m:sty m:val="p"/>
+            </m:rPr>
+            <m:t>+</m:t>
+          </m:r>
+          <m:r>
+            <m:t>b</m:t>
+          </m:r>
+          <m:r>
+            <m:rPr>
+              <m:sty m:val="p"/>
+            </m:rPr>
+            <m:t>)</m:t>
+          </m:r>
+          <m:r>
+            <m:rPr>
+              <m:sty m:val="p"/>
+            </m:rPr>
+            <m:t>(</m:t>
+          </m:r>
+          <m:r>
+            <m:t>c</m:t>
+          </m:r>
+          <m:r>
+            <m:rPr>
+              <m:sty m:val="p"/>
+            </m:rPr>
+            <m:t>+</m:t>
+          </m:r>
+          <m:r>
+            <m:t>d</m:t>
+          </m:r>
+          <m:r>
+            <m:rPr>
+              <m:sty m:val="p"/>
+            </m:rPr>
+            <m:t>)</m:t>
+          </m:r>
+          <m:r>
+            <m:rPr>
+              <m:sty m:val="p"/>
+            </m:rPr>
+            <m:t>=</m:t>
+          </m:r>
+          <m:r>
+            <m:t>a</m:t>
+          </m:r>
+          <m:r>
+            <m:t>c</m:t>
+          </m:r>
+          <m:r>
+            <m:rPr>
+              <m:sty m:val="p"/>
+            </m:rPr>
+            <m:t>+</m:t>
+          </m:r>
+          <m:r>
+            <m:t>a</m:t>
+          </m:r>
+          <m:r>
+            <m:t>d</m:t>
+          </m:r>
+          <m:r>
+            <m:rPr>
+              <m:sty m:val="p"/>
+            </m:rPr>
+            <m:t>+</m:t>
+          </m:r>
+          <m:r>
+            <m:t>b</m:t>
+          </m:r>
+          <m:r>
+            <m:t>c</m:t>
+          </m:r>
+          <m:r>
+            <m:rPr>
+              <m:sty m:val="p"/>
+            </m:rPr>
+            <m:t>+</m:t>
+          </m:r>
+          <m:r>
+            <m:t>b</m:t>
+          </m:r>
+          <m:r>
+            <m:t>d</m:t>
+          </m:r>
+          <m:r>
+            <m:rPr>
+              <m:sty m:val="p"/>
+            </m:rPr>
+            <m:t>.</m:t>
+          </m:r>
+        </m:oMath>
+      </m:oMathPara>
+    </w:p>
+    <w:p>
+      <w:pPr>
+        <w:pStyle w:val="FirstParagraph"/>
+      </w:pPr>
+      <w:r>
+        <w:t xml:space="preserve">The four products pair the</w:t>
+      </w:r>
+      <w:r>
+        <w:t xml:space="preserve"> </w:t>
+      </w:r>
+      <w:r>
+        <w:rPr>
+          <w:b/>
+          <w:bCs/>
+        </w:rPr>
+        <w:t xml:space="preserve">F</w:t>
+      </w:r>
+      <w:r>
+        <w:t xml:space="preserve">irst terms (</w:t>
+      </w:r>
+      <m:oMath>
+        <m:r>
+          <m:t>a</m:t>
+        </m:r>
+        <m:r>
+          <m:t>c</m:t>
+        </m:r>
+      </m:oMath>
+      <w:r>
+        <w:t xml:space="preserve">), the</w:t>
+      </w:r>
+      <w:r>
+        <w:t xml:space="preserve"> </w:t>
+      </w:r>
+      <w:r>
+        <w:rPr>
+          <w:b/>
+          <w:bCs/>
+        </w:rPr>
+        <w:t xml:space="preserve">O</w:t>
+      </w:r>
+      <w:r>
+        <w:t xml:space="preserve">uter terms (</w:t>
+      </w:r>
+      <m:oMath>
+        <m:r>
+          <m:t>a</m:t>
+        </m:r>
+        <m:r>
+          <m:t>d</m:t>
+        </m:r>
+      </m:oMath>
+      <w:r>
+        <w:t xml:space="preserve">), the</w:t>
+      </w:r>
+      <w:r>
+        <w:t xml:space="preserve"> </w:t>
+      </w:r>
+      <w:r>
+        <w:rPr>
+          <w:b/>
+          <w:bCs/>
+        </w:rPr>
+        <w:t xml:space="preserve">I</w:t>
+      </w:r>
+      <w:r>
+        <w:t xml:space="preserve">nner terms (</w:t>
+      </w:r>
+      <m:oMath>
+        <m:r>
+          <m:t>b</m:t>
+        </m:r>
+        <m:r>
+          <m:t>c</m:t>
+        </m:r>
+      </m:oMath>
+      <w:r>
+        <w:t xml:space="preserve">) and the</w:t>
+      </w:r>
+      <w:r>
+        <w:t xml:space="preserve"> </w:t>
+      </w:r>
+      <w:r>
+        <w:rPr>
+          <w:b/>
+          <w:bCs/>
+        </w:rPr>
+        <w:t xml:space="preserve">L</w:t>
+      </w:r>
+      <w:r>
+        <w:t xml:space="preserve">ast terms (</w:t>
+      </w:r>
+      <m:oMath>
+        <m:r>
+          <m:t>b</m:t>
+        </m:r>
+        <m:r>
+          <m:t>d</m:t>
+        </m:r>
+      </m:oMath>
+      <w:r>
+        <w:t xml:space="preserve">),</w:t>
+      </w:r>
+      <w:r>
+        <w:t xml:space="preserve"> </w:t>
+      </w:r>
+      <w:r>
+        <w:t xml:space="preserve">which gives this rule its name,</w:t>
+      </w:r>
+      <w:r>
+        <w:t xml:space="preserve"> </w:t>
+      </w:r>
+      <w:r>
+        <w:rPr>
+          <w:b/>
+          <w:bCs/>
+        </w:rPr>
+        <w:t xml:space="preserve">FOIL</w:t>
+      </w:r>
+      <w:r>
+        <w:t xml:space="preserve">.</w:t>
+      </w:r>
+    </w:p>
+    <w:bookmarkEnd w:id="80"/>
+    <w:p>
+      <w:pPr>
+        <w:pStyle w:val="BodyText"/>
+      </w:pPr>
+      <w:r>
+        <w:rPr>
+          <w:i/>
+          <w:iCs/>
+        </w:rPr>
+        <w:t xml:space="preserve">Proof</w:t>
+      </w:r>
+      <w:r>
+        <w:t xml:space="preserve">. </w:t>
+      </w:r>
+    </w:p>
+    <w:p>
+      <w:pPr>
+        <w:pStyle w:val="BodyText"/>
+      </w:pPr>
+      <m:oMathPara>
+        <m:oMathParaPr>
+          <m:jc m:val="center"/>
+        </m:oMathParaPr>
+        <m:oMath>
+          <m:eqArr>
+            <m:e>
+              <m:r>
+                <m:rPr>
+                  <m:sty m:val="p"/>
+                </m:rPr>
+                <m:t>(</m:t>
+              </m:r>
+              <m:r>
+                <m:t>a</m:t>
+              </m:r>
+              <m:r>
+                <m:rPr>
+                  <m:sty m:val="p"/>
+                </m:rPr>
+                <m:t>+</m:t>
+              </m:r>
+              <m:r>
+                <m:t>b</m:t>
+              </m:r>
+              <m:r>
+                <m:rPr>
+                  <m:sty m:val="p"/>
+                </m:rPr>
+                <m:t>)</m:t>
+              </m:r>
+              <m:r>
+                <m:rPr>
+                  <m:sty m:val="p"/>
+                </m:rPr>
+                <m:t>(</m:t>
+              </m:r>
+              <m:r>
+                <m:t>c</m:t>
+              </m:r>
+              <m:r>
+                <m:rPr>
+                  <m:sty m:val="p"/>
+                </m:rPr>
+                <m:t>+</m:t>
+              </m:r>
+              <m:r>
+                <m:t>d</m:t>
+              </m:r>
+              <m:r>
+                <m:rPr>
+                  <m:sty m:val="p"/>
+                </m:rPr>
+                <m:t>)</m:t>
+              </m:r>
+              <m:r>
+                <m:t>&amp;</m:t>
+              </m:r>
+              <m:r>
+                <m:rPr>
+                  <m:sty m:val="p"/>
+                </m:rPr>
+                <m:t>=</m:t>
+              </m:r>
+              <m:r>
+                <m:rPr>
+                  <m:sty m:val="p"/>
+                </m:rPr>
+                <m:t>(</m:t>
+              </m:r>
+              <m:r>
+                <m:t>a</m:t>
+              </m:r>
+              <m:r>
+                <m:rPr>
+                  <m:sty m:val="p"/>
+                </m:rPr>
+                <m:t>+</m:t>
+              </m:r>
+              <m:r>
+                <m:t>b</m:t>
+              </m:r>
+              <m:r>
+                <m:rPr>
+                  <m:sty m:val="p"/>
+                </m:rPr>
+                <m:t>)</m:t>
+              </m:r>
+              <m:r>
+                <m:t> </m:t>
+              </m:r>
+              <m:r>
+                <m:t>c</m:t>
+              </m:r>
+              <m:r>
+                <m:rPr>
+                  <m:sty m:val="p"/>
+                </m:rPr>
+                <m:t>+</m:t>
+              </m:r>
+              <m:r>
+                <m:rPr>
+                  <m:sty m:val="p"/>
+                </m:rPr>
+                <m:t>(</m:t>
+              </m:r>
+              <m:r>
+                <m:t>a</m:t>
+              </m:r>
+              <m:r>
+                <m:rPr>
+                  <m:sty m:val="p"/>
+                </m:rPr>
+                <m:t>+</m:t>
+              </m:r>
+              <m:r>
+                <m:t>b</m:t>
+              </m:r>
+              <m:r>
+                <m:rPr>
+                  <m:sty m:val="p"/>
+                </m:rPr>
+                <m:t>)</m:t>
+              </m:r>
+              <m:r>
+                <m:t> </m:t>
+              </m:r>
+              <m:r>
+                <m:t>d</m:t>
+              </m:r>
+              <m:r>
+                <m:t>&amp;</m:t>
+              </m:r>
+              <m:r>
+                <m:t>&amp;</m:t>
+              </m:r>
+              <m:r>
+                <m:rPr>
+                  <m:nor/>
+                  <m:sty m:val="p"/>
+                </m:rPr>
+                <m:t>(distributive law, </m:t>
+              </m:r>
+              <m:r>
+                <m:rPr>
+                  <m:nor/>
+                  <m:sty m:val="p"/>
+                </m:rPr>
+                <m:t>Theorem 11</m:t>
+              </m:r>
+              <m:r>
+                <m:rPr>
+                  <m:nor/>
+                  <m:sty m:val="p"/>
+                </m:rPr>
+                <m:t>)</m:t>
+              </m:r>
+            </m:e>
+            <m:e>
+              <m:r>
+                <m:t>&amp;</m:t>
+              </m:r>
+              <m:r>
+                <m:rPr>
+                  <m:sty m:val="p"/>
+                </m:rPr>
+                <m:t>=</m:t>
+              </m:r>
+              <m:r>
+                <m:rPr>
+                  <m:sty m:val="p"/>
+                </m:rPr>
+                <m:t>(</m:t>
+              </m:r>
+              <m:r>
+                <m:t>a</m:t>
+              </m:r>
+              <m:r>
+                <m:t>c</m:t>
+              </m:r>
+              <m:r>
+                <m:rPr>
+                  <m:sty m:val="p"/>
+                </m:rPr>
+                <m:t>+</m:t>
+              </m:r>
+              <m:r>
+                <m:t>b</m:t>
+              </m:r>
+              <m:r>
+                <m:t>c</m:t>
+              </m:r>
+              <m:r>
+                <m:rPr>
+                  <m:sty m:val="p"/>
+                </m:rPr>
+                <m:t>)</m:t>
+              </m:r>
+              <m:r>
+                <m:rPr>
+                  <m:sty m:val="p"/>
+                </m:rPr>
+                <m:t>+</m:t>
+              </m:r>
+              <m:r>
+                <m:rPr>
+                  <m:sty m:val="p"/>
+                </m:rPr>
+                <m:t>(</m:t>
+              </m:r>
+              <m:r>
+                <m:t>a</m:t>
+              </m:r>
+              <m:r>
+                <m:t>d</m:t>
+              </m:r>
+              <m:r>
+                <m:rPr>
+                  <m:sty m:val="p"/>
+                </m:rPr>
+                <m:t>+</m:t>
+              </m:r>
+              <m:r>
+                <m:t>b</m:t>
+              </m:r>
+              <m:r>
+                <m:t>d</m:t>
+              </m:r>
+              <m:r>
+                <m:rPr>
+                  <m:sty m:val="p"/>
+                </m:rPr>
+                <m:t>)</m:t>
+              </m:r>
+              <m:r>
+                <m:t>&amp;</m:t>
+              </m:r>
+              <m:r>
+                <m:t>&amp;</m:t>
+              </m:r>
+              <m:r>
+                <m:rPr>
+                  <m:nor/>
+                  <m:sty m:val="p"/>
+                </m:rPr>
+                <m:t>(distributive law, twice)</m:t>
+              </m:r>
+            </m:e>
+            <m:e>
+              <m:r>
+                <m:t>&amp;</m:t>
+              </m:r>
+              <m:r>
+                <m:rPr>
+                  <m:sty m:val="p"/>
+                </m:rPr>
+                <m:t>=</m:t>
+              </m:r>
+              <m:r>
+                <m:t>a</m:t>
+              </m:r>
+              <m:r>
+                <m:t>c</m:t>
+              </m:r>
+              <m:r>
+                <m:rPr>
+                  <m:sty m:val="p"/>
+                </m:rPr>
+                <m:t>+</m:t>
+              </m:r>
+              <m:r>
+                <m:t>a</m:t>
+              </m:r>
+              <m:r>
+                <m:t>d</m:t>
+              </m:r>
+              <m:r>
+                <m:rPr>
+                  <m:sty m:val="p"/>
+                </m:rPr>
+                <m:t>+</m:t>
+              </m:r>
+              <m:r>
+                <m:t>b</m:t>
+              </m:r>
+              <m:r>
+                <m:t>c</m:t>
+              </m:r>
+              <m:r>
+                <m:rPr>
+                  <m:sty m:val="p"/>
+                </m:rPr>
+                <m:t>+</m:t>
+              </m:r>
+              <m:r>
+                <m:t>b</m:t>
+              </m:r>
+              <m:r>
+                <m:t>d</m:t>
+              </m:r>
+              <m:r>
+                <m:t>&amp;</m:t>
+              </m:r>
+              <m:r>
+                <m:t>&amp;</m:t>
+              </m:r>
+              <m:r>
+                <m:rPr>
+                  <m:nor/>
+                  <m:sty m:val="p"/>
+                </m:rPr>
+                <m:t>(commutative and associative laws)</m:t>
+              </m:r>
+            </m:e>
+          </m:eqArr>
+        </m:oMath>
+      </m:oMathPara>
+    </w:p>
+    <w:bookmarkStart w:id="81" w:name="exm-product-of-sums"/>
+    <w:p>
+      <w:pPr>
+        <w:pStyle w:val="FirstParagraph"/>
+      </w:pPr>
+      <w:r>
+        <w:rPr>
+          <w:b/>
+          <w:bCs/>
+        </w:rPr>
+        <w:t xml:space="preserve">Example 18 (Checking FOIL)</w:t>
+      </w:r>
+      <w:r>
+        <w:t xml:space="preserve"> </w:t>
+      </w:r>
+      <w:r>
+        <w:t xml:space="preserve">With</w:t>
+      </w:r>
+      <w:r>
+        <w:t xml:space="preserve"> </w:t>
+      </w:r>
+      <m:oMath>
+        <m:r>
+          <m:t>a</m:t>
+        </m:r>
+        <m:r>
+          <m:rPr>
+            <m:sty m:val="p"/>
+          </m:rPr>
+          <m:t>=</m:t>
+        </m:r>
+        <m:r>
+          <m:t>1</m:t>
+        </m:r>
+      </m:oMath>
+      <w:r>
+        <w:t xml:space="preserve">,</w:t>
+      </w:r>
+      <w:r>
+        <w:t xml:space="preserve"> </w:t>
+      </w:r>
+      <m:oMath>
+        <m:r>
+          <m:t>b</m:t>
+        </m:r>
+        <m:r>
+          <m:rPr>
+            <m:sty m:val="p"/>
+          </m:rPr>
+          <m:t>=</m:t>
+        </m:r>
+        <m:r>
+          <m:t>2</m:t>
+        </m:r>
+      </m:oMath>
+      <w:r>
+        <w:t xml:space="preserve">,</w:t>
+      </w:r>
+      <w:r>
+        <w:t xml:space="preserve"> </w:t>
+      </w:r>
+      <m:oMath>
+        <m:r>
+          <m:t>c</m:t>
+        </m:r>
+        <m:r>
+          <m:rPr>
+            <m:sty m:val="p"/>
+          </m:rPr>
+          <m:t>=</m:t>
+        </m:r>
+        <m:r>
+          <m:t>3</m:t>
+        </m:r>
+      </m:oMath>
+      <w:r>
+        <w:t xml:space="preserve"> </w:t>
+      </w:r>
+      <w:r>
+        <w:t xml:space="preserve">and</w:t>
+      </w:r>
+      <w:r>
+        <w:t xml:space="preserve"> </w:t>
+      </w:r>
+      <m:oMath>
+        <m:r>
+          <m:t>d</m:t>
+        </m:r>
+        <m:r>
+          <m:rPr>
+            <m:sty m:val="p"/>
+          </m:rPr>
+          <m:t>=</m:t>
+        </m:r>
+        <m:r>
+          <m:t>4</m:t>
+        </m:r>
+      </m:oMath>
+      <w:r>
+        <w:t xml:space="preserve">,</w:t>
+      </w:r>
+    </w:p>
+    <w:p>
+      <w:pPr>
+        <w:pStyle w:val="BodyText"/>
+      </w:pPr>
+      <m:oMathPara>
+        <m:oMathParaPr>
+          <m:jc m:val="center"/>
+        </m:oMathParaPr>
+        <m:oMath>
+          <m:eqArr>
+            <m:e>
+              <m:r>
+                <m:rPr>
+                  <m:sty m:val="p"/>
+                </m:rPr>
+                <m:t>(</m:t>
+              </m:r>
+              <m:r>
+                <m:t>1</m:t>
+              </m:r>
+              <m:r>
+                <m:rPr>
+                  <m:sty m:val="p"/>
+                </m:rPr>
+                <m:t>+</m:t>
+              </m:r>
+              <m:r>
+                <m:t>2</m:t>
+              </m:r>
+              <m:r>
+                <m:rPr>
+                  <m:sty m:val="p"/>
+                </m:rPr>
+                <m:t>)</m:t>
+              </m:r>
+              <m:r>
+                <m:rPr>
+                  <m:sty m:val="p"/>
+                </m:rPr>
+                <m:t>(</m:t>
+              </m:r>
+              <m:r>
+                <m:t>3</m:t>
+              </m:r>
+              <m:r>
+                <m:rPr>
+                  <m:sty m:val="p"/>
+                </m:rPr>
+                <m:t>+</m:t>
+              </m:r>
+              <m:r>
+                <m:t>4</m:t>
+              </m:r>
+              <m:r>
+                <m:rPr>
+                  <m:sty m:val="p"/>
+                </m:rPr>
+                <m:t>)</m:t>
+              </m:r>
+              <m:r>
+                <m:t>&amp;</m:t>
+              </m:r>
+              <m:r>
+                <m:rPr>
+                  <m:sty m:val="p"/>
+                </m:rPr>
+                <m:t>=</m:t>
+              </m:r>
+              <m:r>
+                <m:t>3</m:t>
+              </m:r>
+              <m:r>
+                <m:rPr>
+                  <m:sty m:val="p"/>
+                </m:rPr>
+                <m:t>⋅</m:t>
+              </m:r>
+              <m:r>
+                <m:t>7</m:t>
+              </m:r>
+            </m:e>
+            <m:e>
+              <m:r>
+                <m:t>&amp;</m:t>
+              </m:r>
+              <m:r>
+                <m:rPr>
+                  <m:sty m:val="p"/>
+                </m:rPr>
+                <m:t>=</m:t>
+              </m:r>
+              <m:r>
+                <m:t>21</m:t>
+              </m:r>
+              <m:r>
+                <m:rPr>
+                  <m:sty m:val="p"/>
+                </m:rPr>
+                <m:t>,</m:t>
+              </m:r>
+            </m:e>
+          </m:eqArr>
+        </m:oMath>
+      </m:oMathPara>
+    </w:p>
+    <w:p>
+      <w:pPr>
+        <w:pStyle w:val="FirstParagraph"/>
+      </w:pPr>
+      <w:r>
+        <w:t xml:space="preserve">and</w:t>
+      </w:r>
+    </w:p>
+    <w:p>
+      <w:pPr>
+        <w:pStyle w:val="BodyText"/>
+      </w:pPr>
+      <m:oMathPara>
+        <m:oMathParaPr>
+          <m:jc m:val="center"/>
+        </m:oMathParaPr>
+        <m:oMath>
+          <m:eqArr>
+            <m:e>
+              <m:r>
+                <m:t>1</m:t>
+              </m:r>
+              <m:r>
+                <m:rPr>
+                  <m:sty m:val="p"/>
+                </m:rPr>
+                <m:t>⋅</m:t>
+              </m:r>
+              <m:r>
+                <m:t>3</m:t>
+              </m:r>
+              <m:r>
+                <m:rPr>
+                  <m:sty m:val="p"/>
+                </m:rPr>
+                <m:t>+</m:t>
+              </m:r>
+              <m:r>
+                <m:t>1</m:t>
+              </m:r>
+              <m:r>
+                <m:rPr>
+                  <m:sty m:val="p"/>
+                </m:rPr>
+                <m:t>⋅</m:t>
+              </m:r>
+              <m:r>
+                <m:t>4</m:t>
+              </m:r>
+              <m:r>
+                <m:rPr>
+                  <m:sty m:val="p"/>
+                </m:rPr>
+                <m:t>+</m:t>
+              </m:r>
+              <m:r>
+                <m:t>2</m:t>
+              </m:r>
+              <m:r>
+                <m:rPr>
+                  <m:sty m:val="p"/>
+                </m:rPr>
+                <m:t>⋅</m:t>
+              </m:r>
+              <m:r>
+                <m:t>3</m:t>
+              </m:r>
+              <m:r>
+                <m:rPr>
+                  <m:sty m:val="p"/>
+                </m:rPr>
+                <m:t>+</m:t>
+              </m:r>
+              <m:r>
+                <m:t>2</m:t>
+              </m:r>
+              <m:r>
+                <m:rPr>
+                  <m:sty m:val="p"/>
+                </m:rPr>
+                <m:t>⋅</m:t>
+              </m:r>
+              <m:r>
+                <m:t>4</m:t>
+              </m:r>
+              <m:r>
+                <m:t>&amp;</m:t>
+              </m:r>
+              <m:r>
+                <m:rPr>
+                  <m:sty m:val="p"/>
+                </m:rPr>
+                <m:t>=</m:t>
+              </m:r>
+              <m:r>
+                <m:t>3</m:t>
+              </m:r>
+              <m:r>
+                <m:rPr>
+                  <m:sty m:val="p"/>
+                </m:rPr>
+                <m:t>+</m:t>
+              </m:r>
+              <m:r>
+                <m:t>4</m:t>
+              </m:r>
+              <m:r>
+                <m:rPr>
+                  <m:sty m:val="p"/>
+                </m:rPr>
+                <m:t>+</m:t>
+              </m:r>
+              <m:r>
+                <m:t>6</m:t>
+              </m:r>
+              <m:r>
+                <m:rPr>
+                  <m:sty m:val="p"/>
+                </m:rPr>
+                <m:t>+</m:t>
+              </m:r>
+              <m:r>
+                <m:t>8</m:t>
+              </m:r>
+            </m:e>
+            <m:e>
+              <m:r>
+                <m:t>&amp;</m:t>
+              </m:r>
+              <m:r>
+                <m:rPr>
+                  <m:sty m:val="p"/>
+                </m:rPr>
+                <m:t>=</m:t>
+              </m:r>
+              <m:r>
+                <m:t>21</m:t>
+              </m:r>
+              <m:r>
+                <m:rPr>
+                  <m:sty m:val="p"/>
+                </m:rPr>
+                <m:t>.</m:t>
+              </m:r>
+            </m:e>
+          </m:eqArr>
+        </m:oMath>
+      </m:oMathPara>
+    </w:p>
+    <w:p>
+      <w:pPr>
+        <w:pStyle w:val="FirstParagraph"/>
+      </w:pPr>
+      <w:r>
+        <w:t xml:space="preserve">Setting</w:t>
+      </w:r>
+      <w:r>
+        <w:t xml:space="preserve"> </w:t>
+      </w:r>
+      <m:oMath>
+        <m:r>
+          <m:t>c</m:t>
+        </m:r>
+        <m:r>
+          <m:rPr>
+            <m:sty m:val="p"/>
+          </m:rPr>
+          <m:t>=</m:t>
+        </m:r>
+        <m:r>
+          <m:t>a</m:t>
+        </m:r>
+      </m:oMath>
+      <w:r>
+        <w:t xml:space="preserve"> </w:t>
+      </w:r>
+      <w:r>
+        <w:t xml:space="preserve">and</w:t>
+      </w:r>
+      <w:r>
+        <w:t xml:space="preserve"> </w:t>
+      </w:r>
+      <m:oMath>
+        <m:r>
+          <m:t>d</m:t>
+        </m:r>
+        <m:r>
+          <m:rPr>
+            <m:sty m:val="p"/>
+          </m:rPr>
+          <m:t>=</m:t>
+        </m:r>
+        <m:r>
+          <m:t>b</m:t>
+        </m:r>
+      </m:oMath>
+      <w:r>
+        <w:t xml:space="preserve"> </w:t>
+      </w:r>
+      <w:r>
+        <w:t xml:space="preserve">gives</w:t>
+      </w:r>
+      <w:r>
+        <w:t xml:space="preserve"> </w:t>
+      </w:r>
+      <m:oMath>
+        <m:r>
+          <m:rPr>
+            <m:sty m:val="p"/>
+          </m:rPr>
+          <m:t>(</m:t>
+        </m:r>
+        <m:r>
+          <m:t>a</m:t>
+        </m:r>
+        <m:r>
+          <m:rPr>
+            <m:sty m:val="p"/>
+          </m:rPr>
+          <m:t>+</m:t>
+        </m:r>
+        <m:r>
+          <m:t>b</m:t>
+        </m:r>
+        <m:sSup>
+          <m:e>
+            <m:r>
+              <m:rPr>
+                <m:sty m:val="p"/>
+              </m:rPr>
+              <m:t>)</m:t>
+            </m:r>
+          </m:e>
+          <m:sup>
+            <m:r>
+              <m:t>2</m:t>
+            </m:r>
+          </m:sup>
+        </m:sSup>
+        <m:r>
+          <m:rPr>
+            <m:sty m:val="p"/>
+          </m:rPr>
+          <m:t>=</m:t>
+        </m:r>
+        <m:sSup>
+          <m:e>
+            <m:r>
+              <m:t>a</m:t>
+            </m:r>
+          </m:e>
+          <m:sup>
+            <m:r>
+              <m:t>2</m:t>
+            </m:r>
+          </m:sup>
+        </m:sSup>
+        <m:r>
+          <m:rPr>
+            <m:sty m:val="p"/>
+          </m:rPr>
+          <m:t>+</m:t>
+        </m:r>
+        <m:r>
+          <m:t>a</m:t>
+        </m:r>
+        <m:r>
+          <m:t>b</m:t>
+        </m:r>
+        <m:r>
+          <m:rPr>
+            <m:sty m:val="p"/>
+          </m:rPr>
+          <m:t>+</m:t>
+        </m:r>
+        <m:r>
+          <m:t>b</m:t>
+        </m:r>
+        <m:r>
+          <m:t>a</m:t>
+        </m:r>
+        <m:r>
+          <m:rPr>
+            <m:sty m:val="p"/>
+          </m:rPr>
+          <m:t>+</m:t>
+        </m:r>
+        <m:sSup>
+          <m:e>
+            <m:r>
+              <m:t>b</m:t>
+            </m:r>
+          </m:e>
+          <m:sup>
+            <m:r>
+              <m:t>2</m:t>
+            </m:r>
+          </m:sup>
+        </m:sSup>
+      </m:oMath>
+      <w:r>
+        <w:t xml:space="preserve">,</w:t>
+      </w:r>
+      <w:r>
+        <w:t xml:space="preserve"> </w:t>
+      </w:r>
+      <w:r>
+        <w:t xml:space="preserve">which is the</w:t>
+      </w:r>
+      <w:r>
+        <w:t xml:space="preserve"> </w:t>
+      </w:r>
+      <w:hyperlink w:anchor="thm-square-of-a-sum">
+        <w:r>
+          <w:rPr>
+            <w:rStyle w:val="Hyperlink"/>
+          </w:rPr>
+          <w:t xml:space="preserve">square of a sum</w:t>
+        </w:r>
+      </w:hyperlink>
+      <w:r>
+        <w:t xml:space="preserve"> </w:t>
+      </w:r>
+      <w:r>
+        <w:t xml:space="preserve">once</w:t>
+      </w:r>
+      <w:r>
+        <w:t xml:space="preserve"> </w:t>
+      </w:r>
+      <m:oMath>
+        <m:r>
+          <m:t>a</m:t>
+        </m:r>
+        <m:r>
+          <m:t>b</m:t>
+        </m:r>
+      </m:oMath>
+      <w:r>
+        <w:t xml:space="preserve"> </w:t>
+      </w:r>
+      <w:r>
+        <w:t xml:space="preserve">and</w:t>
+      </w:r>
+      <w:r>
+        <w:t xml:space="preserve"> </w:t>
+      </w:r>
+      <m:oMath>
+        <m:r>
+          <m:t>b</m:t>
+        </m:r>
+        <m:r>
+          <m:t>a</m:t>
+        </m:r>
+      </m:oMath>
+      <w:r>
+        <w:t xml:space="preserve"> </w:t>
+      </w:r>
+      <w:r>
+        <w:t xml:space="preserve">are combined.</w:t>
+      </w:r>
+    </w:p>
+    <w:bookmarkEnd w:id="81"/>
+    <w:bookmarkStart w:id="82" w:name="thm-square-of-a-sum"/>
+    <w:p>
+      <w:pPr>
+        <w:pStyle w:val="BodyText"/>
+      </w:pPr>
+      <w:r>
+        <w:rPr>
+          <w:b/>
+          <w:bCs/>
+        </w:rPr>
+        <w:t xml:space="preserve">Theorem 13 (Square of a sum)</w:t>
       </w:r>
       <w:r>
         <w:t xml:space="preserve"> </w:t>
@@ -20575,7 +21785,7 @@
         </m:oMath>
       </m:oMathPara>
     </w:p>
-    <w:bookmarkEnd w:id="80"/>
+    <w:bookmarkEnd w:id="82"/>
     <w:p>
       <w:pPr>
         <w:pStyle w:val="FirstParagraph"/>
@@ -20608,7 +21818,7 @@
         <w:t xml:space="preserve">.</w:t>
       </w:r>
     </w:p>
-    <w:bookmarkStart w:id="81" w:name="rem-square-of-a-difference"/>
+    <w:bookmarkStart w:id="83" w:name="rem-square-of-a-difference"/>
     <w:p>
       <w:pPr>
         <w:pStyle w:val="BodyText"/>
@@ -20668,7 +21878,7 @@
           <w:rPr>
             <w:rStyle w:val="Hyperlink"/>
           </w:rPr>
-          <w:t xml:space="preserve">Theorem 12</w:t>
+          <w:t xml:space="preserve">Theorem 13</w:t>
         </w:r>
       </w:hyperlink>
       <w:r>
@@ -21145,9 +22355,9 @@
         </m:oMath>
       </m:oMathPara>
     </w:p>
-    <w:bookmarkEnd w:id="81"/>
-    <w:bookmarkEnd w:id="82"/>
-    <w:bookmarkStart w:id="101" w:name="sec-summation"/>
+    <w:bookmarkEnd w:id="83"/>
+    <w:bookmarkEnd w:id="84"/>
+    <w:bookmarkStart w:id="103" w:name="sec-summation"/>
     <w:p>
       <w:pPr>
         <w:pStyle w:val="Heading2"/>
@@ -21156,7 +22366,7 @@
         <w:t xml:space="preserve">7 Summation notation</w:t>
       </w:r>
     </w:p>
-    <w:bookmarkStart w:id="83" w:name="exr-expand-a-sum"/>
+    <w:bookmarkStart w:id="85" w:name="exr-expand-a-sum"/>
     <w:p>
       <w:pPr>
         <w:pStyle w:val="FirstParagraph"/>
@@ -21408,8 +22618,8 @@
         <w:t xml:space="preserve">symbol.</w:t>
       </w:r>
     </w:p>
-    <w:bookmarkEnd w:id="83"/>
-    <w:bookmarkStart w:id="84" w:name="sol-expand-a-sum"/>
+    <w:bookmarkEnd w:id="85"/>
+    <w:bookmarkStart w:id="86" w:name="sol-expand-a-sum"/>
     <w:p>
       <w:pPr>
         <w:pStyle w:val="FirstParagraph"/>
@@ -22123,8 +23333,8 @@
         </m:oMath>
       </m:oMathPara>
     </w:p>
-    <w:bookmarkEnd w:id="84"/>
-    <w:bookmarkStart w:id="85" w:name="def-summation"/>
+    <w:bookmarkEnd w:id="86"/>
+    <w:bookmarkStart w:id="87" w:name="def-summation"/>
     <w:p>
       <w:pPr>
         <w:pStyle w:val="FirstParagraph"/>
@@ -22542,8 +23752,8 @@
         <w:t xml:space="preserve">.</w:t>
       </w:r>
     </w:p>
-    <w:bookmarkEnd w:id="85"/>
-    <w:bookmarkStart w:id="86" w:name="def-summation-index"/>
+    <w:bookmarkEnd w:id="87"/>
+    <w:bookmarkStart w:id="88" w:name="def-summation-index"/>
     <w:p>
       <w:pPr>
         <w:pStyle w:val="BodyText"/>
@@ -22655,8 +23865,8 @@
         <w:t xml:space="preserve">of the sum.</w:t>
       </w:r>
     </w:p>
-    <w:bookmarkEnd w:id="86"/>
-    <w:bookmarkStart w:id="87" w:name="rem-summation-index"/>
+    <w:bookmarkEnd w:id="88"/>
+    <w:bookmarkStart w:id="89" w:name="rem-summation-index"/>
     <w:p>
       <w:pPr>
         <w:pStyle w:val="BodyText"/>
@@ -22983,8 +24193,8 @@
         </m:oMath>
       </m:oMathPara>
     </w:p>
-    <w:bookmarkEnd w:id="87"/>
-    <w:bookmarkStart w:id="88" w:name="def-empty-sum"/>
+    <w:bookmarkEnd w:id="89"/>
+    <w:bookmarkStart w:id="90" w:name="def-empty-sum"/>
     <w:p>
       <w:pPr>
         <w:pStyle w:val="FirstParagraph"/>
@@ -23175,8 +24385,8 @@
         <w:t xml:space="preserve">.</w:t>
       </w:r>
     </w:p>
-    <w:bookmarkEnd w:id="88"/>
-    <w:bookmarkStart w:id="89" w:name="exr-sum-rules"/>
+    <w:bookmarkEnd w:id="90"/>
+    <w:bookmarkStart w:id="91" w:name="exr-sum-rules"/>
     <w:p>
       <w:pPr>
         <w:pStyle w:val="BodyText"/>
@@ -23652,8 +24862,8 @@
         <w:t xml:space="preserve">Does either argument depend on there being exactly three terms?</w:t>
       </w:r>
     </w:p>
-    <w:bookmarkEnd w:id="89"/>
-    <w:bookmarkStart w:id="90" w:name="sol-sum-rules"/>
+    <w:bookmarkEnd w:id="91"/>
+    <w:bookmarkStart w:id="92" w:name="sol-sum-rules"/>
     <w:p>
       <w:pPr>
         <w:pStyle w:val="BodyText"/>
@@ -24633,8 +25843,8 @@
         <w:t xml:space="preserve">the same steps work for any lower and upper limits.</w:t>
       </w:r>
     </w:p>
-    <w:bookmarkEnd w:id="90"/>
-    <w:bookmarkStart w:id="91" w:name="thm-sum-constant-factor"/>
+    <w:bookmarkEnd w:id="92"/>
+    <w:bookmarkStart w:id="93" w:name="thm-sum-constant-factor"/>
     <w:p>
       <w:pPr>
         <w:pStyle w:val="BodyText"/>
@@ -24644,7 +25854,7 @@
           <w:b/>
           <w:bCs/>
         </w:rPr>
-        <w:t xml:space="preserve">Theorem 13 (A constant factor comes out of a sum)</w:t>
+        <w:t xml:space="preserve">Theorem 14 (A constant factor comes out of a sum)</w:t>
       </w:r>
       <w:r>
         <w:t xml:space="preserve"> </w:t>
@@ -24826,7 +26036,7 @@
         </m:oMath>
       </m:oMathPara>
     </w:p>
-    <w:bookmarkEnd w:id="91"/>
+    <w:bookmarkEnd w:id="93"/>
     <w:p>
       <w:pPr>
         <w:pStyle w:val="FirstParagraph"/>
@@ -24859,7 +26069,7 @@
         <w:t xml:space="preserve">, part 1.</w:t>
       </w:r>
     </w:p>
-    <w:bookmarkStart w:id="92" w:name="thm-sum-of-sums"/>
+    <w:bookmarkStart w:id="94" w:name="thm-sum-of-sums"/>
     <w:p>
       <w:pPr>
         <w:pStyle w:val="BodyText"/>
@@ -24869,7 +26079,7 @@
           <w:b/>
           <w:bCs/>
         </w:rPr>
-        <w:t xml:space="preserve">Theorem 14 (A sum of sums splits)</w:t>
+        <w:t xml:space="preserve">Theorem 15 (A sum of sums splits)</w:t>
       </w:r>
       <w:r>
         <w:t xml:space="preserve"> </w:t>
@@ -25162,7 +26372,7 @@
         </m:oMath>
       </m:oMathPara>
     </w:p>
-    <w:bookmarkEnd w:id="92"/>
+    <w:bookmarkEnd w:id="94"/>
     <w:p>
       <w:pPr>
         <w:pStyle w:val="FirstParagraph"/>
@@ -25195,7 +26405,7 @@
         <w:t xml:space="preserve">, part 2.</w:t>
       </w:r>
     </w:p>
-    <w:bookmarkStart w:id="93" w:name="exr-sum-over-set"/>
+    <w:bookmarkStart w:id="95" w:name="exr-sum-over-set"/>
     <w:p>
       <w:pPr>
         <w:pStyle w:val="BodyText"/>
@@ -25570,8 +26780,8 @@
         <w:t xml:space="preserve">Is the total the same?</w:t>
       </w:r>
     </w:p>
-    <w:bookmarkEnd w:id="93"/>
-    <w:bookmarkStart w:id="94" w:name="sol-sum-over-set"/>
+    <w:bookmarkEnd w:id="95"/>
+    <w:bookmarkStart w:id="96" w:name="sol-sum-over-set"/>
     <w:p>
       <w:pPr>
         <w:pStyle w:val="FirstParagraph"/>
@@ -26031,8 +27241,8 @@
         <w:t xml:space="preserve">because addition does not depend on the order of the terms.</w:t>
       </w:r>
     </w:p>
-    <w:bookmarkEnd w:id="94"/>
-    <w:bookmarkStart w:id="97" w:name="def-sum-over-set"/>
+    <w:bookmarkEnd w:id="96"/>
+    <w:bookmarkStart w:id="99" w:name="def-sum-over-set"/>
     <w:p>
       <w:pPr>
         <w:pStyle w:val="FirstParagraph"/>
@@ -26149,7 +27359,7 @@
       <w:r>
         <w:t xml:space="preserve"> </w:t>
       </w:r>
-      <w:hyperlink r:id="rId95">
+      <w:hyperlink r:id="rId97">
         <w:r>
           <w:rPr>
             <w:rStyle w:val="Hyperlink"/>
@@ -26160,7 +27370,7 @@
       <w:r>
         <w:t xml:space="preserve"> </w:t>
       </w:r>
-      <w:hyperlink r:id="rId96">
+      <w:hyperlink r:id="rId98">
         <w:r>
           <w:rPr>
             <w:rStyle w:val="Hyperlink"/>
@@ -26571,8 +27781,8 @@
         <w:t xml:space="preserve">.</w:t>
       </w:r>
     </w:p>
-    <w:bookmarkEnd w:id="97"/>
-    <w:bookmarkStart w:id="98" w:name="rem-sum-over-set-order"/>
+    <w:bookmarkEnd w:id="99"/>
+    <w:bookmarkStart w:id="100" w:name="rem-sum-over-set-order"/>
     <w:p>
       <w:pPr>
         <w:pStyle w:val="BodyText"/>
@@ -27085,8 +28295,8 @@
         <w:t xml:space="preserve">.</w:t>
       </w:r>
     </w:p>
-    <w:bookmarkEnd w:id="98"/>
-    <w:bookmarkStart w:id="99" w:name="rem-sum-without-set"/>
+    <w:bookmarkEnd w:id="100"/>
+    <w:bookmarkStart w:id="101" w:name="rem-sum-without-set"/>
     <w:p>
       <w:pPr>
         <w:pStyle w:val="BodyText"/>
@@ -27523,8 +28733,8 @@
         <w:t xml:space="preserve">).</w:t>
       </w:r>
     </w:p>
-    <w:bookmarkEnd w:id="99"/>
-    <w:bookmarkStart w:id="100" w:name="exm-sum-over-empty-set"/>
+    <w:bookmarkEnd w:id="101"/>
+    <w:bookmarkStart w:id="102" w:name="exm-sum-over-empty-set"/>
     <w:p>
       <w:pPr>
         <w:pStyle w:val="BodyText"/>
@@ -27534,7 +28744,7 @@
           <w:b/>
           <w:bCs/>
         </w:rPr>
-        <w:t xml:space="preserve">Example 18 (A sum over the empty set)</w:t>
+        <w:t xml:space="preserve">Example 19 (A sum over the empty set)</w:t>
       </w:r>
       <w:r>
         <w:t xml:space="preserve"> </w:t>
@@ -27613,9 +28823,9 @@
         <w:t xml:space="preserve">.</w:t>
       </w:r>
     </w:p>
-    <w:bookmarkEnd w:id="100"/>
-    <w:bookmarkEnd w:id="101"/>
-    <w:bookmarkStart w:id="124" w:name="quotients"/>
+    <w:bookmarkEnd w:id="102"/>
+    <w:bookmarkEnd w:id="103"/>
+    <w:bookmarkStart w:id="126" w:name="quotients"/>
     <w:p>
       <w:pPr>
         <w:pStyle w:val="Heading2"/>
@@ -27624,7 +28834,7 @@
         <w:t xml:space="preserve">8 Quotients</w:t>
       </w:r>
     </w:p>
-    <w:bookmarkStart w:id="102" w:name="def-quotient"/>
+    <w:bookmarkStart w:id="104" w:name="def-quotient"/>
     <w:p>
       <w:pPr>
         <w:pStyle w:val="FirstParagraph"/>
@@ -27793,8 +29003,8 @@
         </m:oMath>
       </m:oMathPara>
     </w:p>
-    <w:bookmarkEnd w:id="102"/>
-    <w:bookmarkStart w:id="103" w:name="def-fraction"/>
+    <w:bookmarkEnd w:id="104"/>
+    <w:bookmarkStart w:id="105" w:name="def-fraction"/>
     <w:p>
       <w:pPr>
         <w:pStyle w:val="FirstParagraph"/>
@@ -27863,8 +29073,8 @@
         <w:t xml:space="preserve">.</w:t>
       </w:r>
     </w:p>
-    <w:bookmarkEnd w:id="103"/>
-    <w:bookmarkStart w:id="104" w:name="def-numerator"/>
+    <w:bookmarkEnd w:id="105"/>
+    <w:bookmarkStart w:id="106" w:name="def-numerator"/>
     <w:p>
       <w:pPr>
         <w:pStyle w:val="BodyText"/>
@@ -27947,8 +29157,8 @@
         <w:t xml:space="preserve">.</w:t>
       </w:r>
     </w:p>
-    <w:bookmarkEnd w:id="104"/>
-    <w:bookmarkStart w:id="105" w:name="def-denominator"/>
+    <w:bookmarkEnd w:id="106"/>
+    <w:bookmarkStart w:id="107" w:name="def-denominator"/>
     <w:p>
       <w:pPr>
         <w:pStyle w:val="BodyText"/>
@@ -28031,8 +29241,8 @@
         <w:t xml:space="preserve">.</w:t>
       </w:r>
     </w:p>
-    <w:bookmarkEnd w:id="105"/>
-    <w:bookmarkStart w:id="106" w:name="exm-fraction"/>
+    <w:bookmarkEnd w:id="107"/>
+    <w:bookmarkStart w:id="108" w:name="exm-fraction"/>
     <w:p>
       <w:pPr>
         <w:pStyle w:val="BodyText"/>
@@ -28042,7 +29252,7 @@
           <w:b/>
           <w:bCs/>
         </w:rPr>
-        <w:t xml:space="preserve">Example 19 (Numerator and denominator of a fraction)</w:t>
+        <w:t xml:space="preserve">Example 20 (Numerator and denominator of a fraction)</w:t>
       </w:r>
       <w:r>
         <w:t xml:space="preserve"> </w:t>
@@ -28102,8 +29312,8 @@
         <w:t xml:space="preserve">.</w:t>
       </w:r>
     </w:p>
-    <w:bookmarkEnd w:id="106"/>
-    <w:bookmarkStart w:id="107" w:name="exm-quotient"/>
+    <w:bookmarkEnd w:id="108"/>
+    <w:bookmarkStart w:id="109" w:name="exm-quotient"/>
     <w:p>
       <w:pPr>
         <w:pStyle w:val="BodyText"/>
@@ -28113,7 +29323,7 @@
           <w:b/>
           <w:bCs/>
         </w:rPr>
-        <w:t xml:space="preserve">Example 20 (A quotient)</w:t>
+        <w:t xml:space="preserve">Example 21 (A quotient)</w:t>
       </w:r>
       <w:r>
         <w:t xml:space="preserve"> </w:t>
@@ -28239,8 +29449,8 @@
         <w:t xml:space="preserve">requires a nonzero denominator.</w:t>
       </w:r>
     </w:p>
-    <w:bookmarkEnd w:id="107"/>
-    <w:bookmarkStart w:id="108" w:name="def-follow-up"/>
+    <w:bookmarkEnd w:id="109"/>
+    <w:bookmarkStart w:id="110" w:name="def-follow-up"/>
     <w:p>
       <w:pPr>
         <w:pStyle w:val="BodyText"/>
@@ -28281,8 +29491,8 @@
         <w:t xml:space="preserve">is the length of time the study observes that participant.</w:t>
       </w:r>
     </w:p>
-    <w:bookmarkEnd w:id="108"/>
-    <w:bookmarkStart w:id="109" w:name="def-person-years"/>
+    <w:bookmarkEnd w:id="110"/>
+    <w:bookmarkStart w:id="111" w:name="def-person-years"/>
     <w:p>
       <w:pPr>
         <w:pStyle w:val="BodyText"/>
@@ -28340,8 +29550,8 @@
         <w:t xml:space="preserve">measured in years.</w:t>
       </w:r>
     </w:p>
-    <w:bookmarkEnd w:id="109"/>
-    <w:bookmarkStart w:id="110" w:name="exm-person-years"/>
+    <w:bookmarkEnd w:id="111"/>
+    <w:bookmarkStart w:id="112" w:name="exm-person-years"/>
     <w:p>
       <w:pPr>
         <w:pStyle w:val="BodyText"/>
@@ -28351,7 +29561,7 @@
           <w:b/>
           <w:bCs/>
         </w:rPr>
-        <w:t xml:space="preserve">Example 21 (Counting person-years)</w:t>
+        <w:t xml:space="preserve">Example 22 (Counting person-years)</w:t>
       </w:r>
       <w:r>
         <w:t xml:space="preserve"> </w:t>
@@ -28522,8 +29732,8 @@
         <w:t xml:space="preserve">person-years.</w:t>
       </w:r>
     </w:p>
-    <w:bookmarkEnd w:id="110"/>
-    <w:bookmarkStart w:id="111" w:name="def-rate"/>
+    <w:bookmarkEnd w:id="112"/>
+    <w:bookmarkStart w:id="113" w:name="def-rate"/>
     <w:p>
       <w:pPr>
         <w:pStyle w:val="BodyText"/>
@@ -28749,7 +29959,7 @@
         <w:t xml:space="preserve">cases per person-year.</w:t>
       </w:r>
     </w:p>
-    <w:bookmarkEnd w:id="111"/>
+    <w:bookmarkEnd w:id="113"/>
     <w:p>
       <w:pPr>
         <w:pStyle w:val="BodyText"/>
@@ -28757,7 +29967,7 @@
       <w:r>
         <w:t xml:space="preserve">cf. </w:t>
       </w:r>
-      <w:hyperlink r:id="rId112">
+      <w:hyperlink r:id="rId114">
         <w:r>
           <w:rPr>
             <w:rStyle w:val="Hyperlink"/>
@@ -28766,7 +29976,7 @@
         </w:r>
       </w:hyperlink>
     </w:p>
-    <w:bookmarkStart w:id="114" w:name="def-ratio"/>
+    <w:bookmarkStart w:id="116" w:name="def-ratio"/>
     <w:p>
       <w:pPr>
         <w:pStyle w:val="BodyText"/>
@@ -28808,7 +30018,7 @@
       <w:r>
         <w:t xml:space="preserve">cf. </w:t>
       </w:r>
-      <w:hyperlink r:id="rId113">
+      <w:hyperlink r:id="rId115">
         <w:r>
           <w:rPr>
             <w:rStyle w:val="Hyperlink"/>
@@ -28817,8 +30027,8 @@
         </w:r>
       </w:hyperlink>
     </w:p>
-    <w:bookmarkEnd w:id="114"/>
-    <w:bookmarkStart w:id="115" w:name="exm-ratio"/>
+    <w:bookmarkEnd w:id="116"/>
+    <w:bookmarkStart w:id="117" w:name="exm-ratio"/>
     <w:p>
       <w:pPr>
         <w:pStyle w:val="BodyText"/>
@@ -28828,7 +30038,7 @@
           <w:b/>
           <w:bCs/>
         </w:rPr>
-        <w:t xml:space="preserve">Example 22 (A ratio, and a quotient that is not one)</w:t>
+        <w:t xml:space="preserve">Example 23 (A ratio, and a quotient that is not one)</w:t>
       </w:r>
       <w:r>
         <w:t xml:space="preserve"> </w:t>
@@ -29076,8 +30286,8 @@
         <w:t xml:space="preserve">so this quotient is not a ratio.</w:t>
       </w:r>
     </w:p>
-    <w:bookmarkEnd w:id="115"/>
-    <w:bookmarkStart w:id="118" w:name="def-proportion"/>
+    <w:bookmarkEnd w:id="117"/>
+    <w:bookmarkStart w:id="120" w:name="def-proportion"/>
     <w:p>
       <w:pPr>
         <w:pStyle w:val="FirstParagraph"/>
@@ -29128,7 +30338,7 @@
       <w:r>
         <w:t xml:space="preserve"> </w:t>
       </w:r>
-      <w:hyperlink r:id="rId116">
+      <w:hyperlink r:id="rId118">
         <w:r>
           <w:rPr>
             <w:rStyle w:val="Hyperlink"/>
@@ -29150,7 +30360,7 @@
       <w:r>
         <w:t xml:space="preserve"> </w:t>
       </w:r>
-      <w:hyperlink r:id="rId117">
+      <w:hyperlink r:id="rId119">
         <w:r>
           <w:rPr>
             <w:rStyle w:val="Hyperlink"/>
@@ -29165,8 +30375,8 @@
         <w:t xml:space="preserve">for other meanings.</w:t>
       </w:r>
     </w:p>
-    <w:bookmarkEnd w:id="118"/>
-    <w:bookmarkStart w:id="119" w:name="exm-proportion"/>
+    <w:bookmarkEnd w:id="120"/>
+    <w:bookmarkStart w:id="121" w:name="exm-proportion"/>
     <w:p>
       <w:pPr>
         <w:pStyle w:val="BodyText"/>
@@ -29176,7 +30386,7 @@
           <w:b/>
           <w:bCs/>
         </w:rPr>
-        <w:t xml:space="preserve">Example 23 (A proportion, and a ratio that is not one)</w:t>
+        <w:t xml:space="preserve">Example 24 (A proportion, and a ratio that is not one)</w:t>
       </w:r>
       <w:r>
         <w:t xml:space="preserve"> </w:t>
@@ -29387,8 +30597,8 @@
         <w:t xml:space="preserve">non-smokers.</w:t>
       </w:r>
     </w:p>
-    <w:bookmarkEnd w:id="119"/>
-    <w:bookmarkStart w:id="121" w:name="def-proportional"/>
+    <w:bookmarkEnd w:id="121"/>
+    <w:bookmarkStart w:id="123" w:name="def-proportional"/>
     <w:p>
       <w:pPr>
         <w:pStyle w:val="FirstParagraph"/>
@@ -29559,7 +30769,7 @@
       <w:r>
         <w:t xml:space="preserve">(cf. </w:t>
       </w:r>
-      <w:hyperlink r:id="rId120">
+      <w:hyperlink r:id="rId122">
         <w:r>
           <w:rPr>
             <w:rStyle w:val="Hyperlink"/>
@@ -29571,8 +30781,8 @@
         <w:t xml:space="preserve">)</w:t>
       </w:r>
     </w:p>
-    <w:bookmarkEnd w:id="121"/>
-    <w:bookmarkStart w:id="122" w:name="exm-proportional"/>
+    <w:bookmarkEnd w:id="123"/>
+    <w:bookmarkStart w:id="124" w:name="exm-proportional"/>
     <w:p>
       <w:pPr>
         <w:pStyle w:val="BodyText"/>
@@ -29582,7 +30792,7 @@
           <w:b/>
           <w:bCs/>
         </w:rPr>
-        <w:t xml:space="preserve">Example 24 (Proportional and non-proportional functions)</w:t>
+        <w:t xml:space="preserve">Example 25 (Proportional and non-proportional functions)</w:t>
       </w:r>
       <w:r>
         <w:t xml:space="preserve"> </w:t>
@@ -30265,7 +31475,7 @@
         <w:t xml:space="preserve">.</w:t>
       </w:r>
     </w:p>
-    <w:bookmarkEnd w:id="122"/>
+    <w:bookmarkEnd w:id="124"/>
     <w:p>
       <w:pPr>
         <w:pStyle w:val="FirstParagraph"/>
@@ -30276,7 +31486,7 @@
       <w:r>
         <w:t xml:space="preserve"> </w:t>
       </w:r>
-      <w:hyperlink r:id="rId123">
+      <w:hyperlink r:id="rId125">
         <w:r>
           <w:rPr>
             <w:rStyle w:val="Hyperlink"/>
@@ -30285,8 +31495,8 @@
         </w:r>
       </w:hyperlink>
     </w:p>
-    <w:bookmarkEnd w:id="124"/>
-    <w:bookmarkStart w:id="171" w:name="sec-notational-shorthands"/>
+    <w:bookmarkEnd w:id="126"/>
+    <w:bookmarkStart w:id="173" w:name="sec-notational-shorthands"/>
     <w:p>
       <w:pPr>
         <w:pStyle w:val="Heading2"/>
@@ -30295,7 +31505,7 @@
         <w:t xml:space="preserve">9 Limits of sums and notational shorthands</w:t>
       </w:r>
     </w:p>
-    <w:bookmarkStart w:id="126" w:name="def-lower-upper-limits"/>
+    <w:bookmarkStart w:id="128" w:name="def-lower-upper-limits"/>
     <w:p>
       <w:pPr>
         <w:pStyle w:val="FirstParagraph"/>
@@ -30423,7 +31633,7 @@
       <w:r>
         <w:t xml:space="preserve"> </w:t>
       </w:r>
-      <w:hyperlink r:id="rId125">
+      <w:hyperlink r:id="rId127">
         <w:r>
           <w:rPr>
             <w:rStyle w:val="Hyperlink"/>
@@ -30523,8 +31733,8 @@
         <w:t xml:space="preserve">In both, the lower limit is written below the symbol.</w:t>
       </w:r>
     </w:p>
-    <w:bookmarkEnd w:id="126"/>
-    <w:bookmarkStart w:id="127" w:name="def-upper-limit"/>
+    <w:bookmarkEnd w:id="128"/>
+    <w:bookmarkStart w:id="129" w:name="def-upper-limit"/>
     <w:p>
       <w:pPr>
         <w:pStyle w:val="BodyText"/>
@@ -30652,7 +31862,7 @@
       <w:r>
         <w:t xml:space="preserve"> </w:t>
       </w:r>
-      <w:hyperlink r:id="rId125">
+      <w:hyperlink r:id="rId127">
         <w:r>
           <w:rPr>
             <w:rStyle w:val="Hyperlink"/>
@@ -30752,8 +31962,8 @@
         <w:t xml:space="preserve">In both, the upper limit is written above the symbol.</w:t>
       </w:r>
     </w:p>
-    <w:bookmarkEnd w:id="127"/>
-    <w:bookmarkStart w:id="128" w:name="def-limits-of-integration"/>
+    <w:bookmarkEnd w:id="129"/>
+    <w:bookmarkStart w:id="130" w:name="def-limits-of-integration"/>
     <w:p>
       <w:pPr>
         <w:pStyle w:val="BodyText"/>
@@ -30774,7 +31984,7 @@
       <w:r>
         <w:t xml:space="preserve"> </w:t>
       </w:r>
-      <w:hyperlink r:id="rId125">
+      <w:hyperlink r:id="rId127">
         <w:r>
           <w:rPr>
             <w:rStyle w:val="Hyperlink"/>
@@ -30907,8 +32117,8 @@
         <w:t xml:space="preserve">.</w:t>
       </w:r>
     </w:p>
-    <w:bookmarkEnd w:id="128"/>
-    <w:bookmarkStart w:id="129" w:name="exm-lower-upper-limits"/>
+    <w:bookmarkEnd w:id="130"/>
+    <w:bookmarkStart w:id="131" w:name="exm-lower-upper-limits"/>
     <w:p>
       <w:pPr>
         <w:pStyle w:val="BodyText"/>
@@ -30918,7 +32128,7 @@
           <w:b/>
           <w:bCs/>
         </w:rPr>
-        <w:t xml:space="preserve">Example 25 (Reading off limits)</w:t>
+        <w:t xml:space="preserve">Example 26 (Reading off limits)</w:t>
       </w:r>
       <w:r>
         <w:t xml:space="preserve"> </w:t>
@@ -31179,8 +32389,8 @@
         <w:t xml:space="preserve">.</w:t>
       </w:r>
     </w:p>
-    <w:bookmarkEnd w:id="129"/>
-    <w:bookmarkStart w:id="132" w:name="rem-limits-two-meanings"/>
+    <w:bookmarkEnd w:id="131"/>
+    <w:bookmarkStart w:id="134" w:name="rem-limits-two-meanings"/>
     <w:p>
       <w:pPr>
         <w:pStyle w:val="FirstParagraph"/>
@@ -31247,7 +32457,7 @@
       <w:r>
         <w:t xml:space="preserve"> </w:t>
       </w:r>
-      <w:hyperlink r:id="rId130">
+      <w:hyperlink r:id="rId132">
         <w:r>
           <w:rPr>
             <w:rStyle w:val="Hyperlink"/>
@@ -31264,7 +32474,7 @@
       <w:r>
         <w:t xml:space="preserve"> </w:t>
       </w:r>
-      <w:hyperlink r:id="rId131">
+      <w:hyperlink r:id="rId133">
         <w:r>
           <w:rPr>
             <w:rStyle w:val="Hyperlink"/>
@@ -31454,8 +32664,8 @@
         <w:t xml:space="preserve">is sent to infinity by a calculus limit.</w:t>
       </w:r>
     </w:p>
-    <w:bookmarkEnd w:id="132"/>
-    <w:bookmarkStart w:id="133" w:name="def-notational-shorthand"/>
+    <w:bookmarkEnd w:id="134"/>
+    <w:bookmarkStart w:id="135" w:name="def-notational-shorthand"/>
     <w:p>
       <w:pPr>
         <w:pStyle w:val="BodyText"/>
@@ -31508,8 +32718,8 @@
         <w:t xml:space="preserve">and relies on the reader to supply the missing part from context.</w:t>
       </w:r>
     </w:p>
-    <w:bookmarkEnd w:id="133"/>
-    <w:bookmarkStart w:id="134" w:name="def-full-form"/>
+    <w:bookmarkEnd w:id="135"/>
+    <w:bookmarkStart w:id="136" w:name="def-full-form"/>
     <w:p>
       <w:pPr>
         <w:pStyle w:val="BodyText"/>
@@ -31561,7 +32771,7 @@
         <w:t xml:space="preserve">is the expression with every part written out.</w:t>
       </w:r>
     </w:p>
-    <w:bookmarkEnd w:id="134"/>
+    <w:bookmarkEnd w:id="136"/>
     <w:tbl>
       <w:tblPr>
         <w:tblStyle w:val="Table"/>
@@ -31603,18 +32813,18 @@
                 <wp:inline>
                   <wp:extent cx="152400" cy="152400"/>
                   <wp:effectExtent b="0" l="0" r="0" t="0"/>
-                  <wp:docPr descr="" title="" id="136" name="Picture"/>
+                  <wp:docPr descr="" title="" id="138" name="Picture"/>
                   <a:graphic>
                     <a:graphicData uri="http://schemas.openxmlformats.org/drawingml/2006/picture">
                       <pic:pic>
                         <pic:nvPicPr>
-                          <pic:cNvPr descr="/opt/quarto/share/formats/docx/note.png" id="137" name="Picture"/>
+                          <pic:cNvPr descr="/opt/quarto/share/formats/docx/note.png" id="139" name="Picture"/>
                           <pic:cNvPicPr>
                             <a:picLocks noChangeArrowheads="1" noChangeAspect="1"/>
                           </pic:cNvPicPr>
                         </pic:nvPicPr>
                         <pic:blipFill>
-                          <a:blip r:embed="rId135"/>
+                          <a:blip r:embed="rId137"/>
                           <a:stretch>
                             <a:fillRect/>
                           </a:stretch>
@@ -32014,7 +33224,7 @@
         </w:tc>
       </w:tr>
     </w:tbl>
-    <w:bookmarkStart w:id="138" w:name="def-range-of-variable"/>
+    <w:bookmarkStart w:id="140" w:name="def-range-of-variable"/>
     <w:p>
       <w:pPr>
         <w:pStyle w:val="FirstParagraph"/>
@@ -32110,7 +33320,7 @@
         <w:t xml:space="preserve">can take.</w:t>
       </w:r>
     </w:p>
-    <w:bookmarkEnd w:id="138"/>
+    <w:bookmarkEnd w:id="140"/>
     <w:p>
       <w:pPr>
         <w:pStyle w:val="BodyText"/>
@@ -32226,7 +33436,7 @@
       <w:r>
         <w:t xml:space="preserve"> </w:t>
       </w:r>
-      <w:hyperlink r:id="rId139">
+      <w:hyperlink r:id="rId141">
         <w:r>
           <w:rPr>
             <w:rStyle w:val="Hyperlink"/>
@@ -32394,7 +33604,7 @@
       <w:r>
         <w:t xml:space="preserve">(</w:t>
       </w:r>
-      <w:hyperlink r:id="rId140">
+      <w:hyperlink r:id="rId142">
         <w:r>
           <w:rPr>
             <w:rStyle w:val="Hyperlink"/>
@@ -32856,7 +34066,7 @@
       <w:tr>
         <w:tc>
           <w:tcPr/>
-          <w:bookmarkStart w:id="141" w:name="tbl-notational-shorthands"/>
+          <w:bookmarkStart w:id="143" w:name="tbl-notational-shorthands"/>
           <w:p>
             <w:pPr>
               <w:jc w:val="center"/>
@@ -34502,12 +35712,12 @@
               </w:tc>
             </w:tr>
           </w:tbl>
-          <w:bookmarkEnd w:id="141"/>
+          <w:bookmarkEnd w:id="143"/>
           <w:p/>
         </w:tc>
       </w:tr>
     </w:tbl>
-    <w:bookmarkStart w:id="143" w:name="rem-indefinite-integral-not-shorthand"/>
+    <w:bookmarkStart w:id="145" w:name="rem-indefinite-integral-not-shorthand"/>
     <w:p>
       <w:pPr>
         <w:pStyle w:val="BodyText"/>
@@ -34619,7 +35829,7 @@
       <w:r>
         <w:t xml:space="preserve"> </w:t>
       </w:r>
-      <w:hyperlink r:id="rId142">
+      <w:hyperlink r:id="rId144">
         <w:r>
           <w:rPr>
             <w:rStyle w:val="Hyperlink"/>
@@ -34780,8 +35990,8 @@
         <w:t xml:space="preserve">Writing the limits out tells the reader which of the two is meant.</w:t>
       </w:r>
     </w:p>
-    <w:bookmarkEnd w:id="143"/>
-    <w:bookmarkStart w:id="144" w:name="exm-expand-index-shorthand"/>
+    <w:bookmarkEnd w:id="145"/>
+    <w:bookmarkStart w:id="146" w:name="exm-expand-index-shorthand"/>
     <w:p>
       <w:pPr>
         <w:pStyle w:val="BodyText"/>
@@ -34791,7 +36001,7 @@
           <w:b/>
           <w:bCs/>
         </w:rPr>
-        <w:t xml:space="preserve">Example 26 (Writing out an index shorthand)</w:t>
+        <w:t xml:space="preserve">Example 27 (Writing out an index shorthand)</w:t>
       </w:r>
       <w:r>
         <w:t xml:space="preserve"> </w:t>
@@ -35227,9 +36437,9 @@
         </m:oMath>
       </m:oMathPara>
     </w:p>
-    <w:bookmarkEnd w:id="144"/>
-    <w:bookmarkStart w:id="170" w:name="refs"/>
-    <w:bookmarkStart w:id="146" w:name="ref-wikipedia_line_segment"/>
+    <w:bookmarkEnd w:id="146"/>
+    <w:bookmarkStart w:id="172" w:name="refs"/>
+    <w:bookmarkStart w:id="148" w:name="ref-wikipedia_line_segment"/>
     <w:p>
       <w:pPr>
         <w:pStyle w:val="Bibliography"/>
@@ -35276,7 +36486,7 @@
       <w:r>
         <w:t xml:space="preserve"> </w:t>
       </w:r>
-      <w:hyperlink r:id="rId145">
+      <w:hyperlink r:id="rId147">
         <w:r>
           <w:rPr>
             <w:rStyle w:val="Hyperlink"/>
@@ -35285,8 +36495,8 @@
         </w:r>
       </w:hyperlink>
     </w:p>
-    <w:bookmarkEnd w:id="146"/>
-    <w:bookmarkStart w:id="148" w:name="ref-wikipedia_chord_geometry"/>
+    <w:bookmarkEnd w:id="148"/>
+    <w:bookmarkStart w:id="150" w:name="ref-wikipedia_chord_geometry"/>
     <w:p>
       <w:pPr>
         <w:pStyle w:val="Bibliography"/>
@@ -35333,7 +36543,7 @@
       <w:r>
         <w:t xml:space="preserve"> </w:t>
       </w:r>
-      <w:hyperlink r:id="rId147">
+      <w:hyperlink r:id="rId149">
         <w:r>
           <w:rPr>
             <w:rStyle w:val="Hyperlink"/>
@@ -35342,8 +36552,8 @@
         </w:r>
       </w:hyperlink>
     </w:p>
-    <w:bookmarkEnd w:id="148"/>
-    <w:bookmarkStart w:id="150" w:name="ref-wikipedia_convex_function"/>
+    <w:bookmarkEnd w:id="150"/>
+    <w:bookmarkStart w:id="152" w:name="ref-wikipedia_convex_function"/>
     <w:p>
       <w:pPr>
         <w:pStyle w:val="Bibliography"/>
@@ -35390,7 +36600,7 @@
       <w:r>
         <w:t xml:space="preserve"> </w:t>
       </w:r>
-      <w:hyperlink r:id="rId149">
+      <w:hyperlink r:id="rId151">
         <w:r>
           <w:rPr>
             <w:rStyle w:val="Hyperlink"/>
@@ -35399,8 +36609,8 @@
         </w:r>
       </w:hyperlink>
     </w:p>
-    <w:bookmarkEnd w:id="150"/>
-    <w:bookmarkStart w:id="152" w:name="ref-wikipedia_jensens_inequality"/>
+    <w:bookmarkEnd w:id="152"/>
+    <w:bookmarkStart w:id="154" w:name="ref-wikipedia_jensens_inequality"/>
     <w:p>
       <w:pPr>
         <w:pStyle w:val="Bibliography"/>
@@ -35447,7 +36657,7 @@
       <w:r>
         <w:t xml:space="preserve"> </w:t>
       </w:r>
-      <w:hyperlink r:id="rId151">
+      <w:hyperlink r:id="rId153">
         <w:r>
           <w:rPr>
             <w:rStyle w:val="Hyperlink"/>
@@ -35456,8 +36666,8 @@
         </w:r>
       </w:hyperlink>
     </w:p>
-    <w:bookmarkEnd w:id="152"/>
-    <w:bookmarkStart w:id="154" w:name="ref-wikipedia_upper_and_lower_bounds"/>
+    <w:bookmarkEnd w:id="154"/>
+    <w:bookmarkStart w:id="156" w:name="ref-wikipedia_upper_and_lower_bounds"/>
     <w:p>
       <w:pPr>
         <w:pStyle w:val="Bibliography"/>
@@ -35504,7 +36714,7 @@
       <w:r>
         <w:t xml:space="preserve"> </w:t>
       </w:r>
-      <w:hyperlink r:id="rId153">
+      <w:hyperlink r:id="rId155">
         <w:r>
           <w:rPr>
             <w:rStyle w:val="Hyperlink"/>
@@ -35513,8 +36723,8 @@
         </w:r>
       </w:hyperlink>
     </w:p>
-    <w:bookmarkEnd w:id="154"/>
-    <w:bookmarkStart w:id="156" w:name="ref-wikipedia_least_upper_bound_property"/>
+    <w:bookmarkEnd w:id="156"/>
+    <w:bookmarkStart w:id="158" w:name="ref-wikipedia_least_upper_bound_property"/>
     <w:p>
       <w:pPr>
         <w:pStyle w:val="Bibliography"/>
@@ -35561,7 +36771,7 @@
       <w:r>
         <w:t xml:space="preserve"> </w:t>
       </w:r>
-      <w:hyperlink r:id="rId155">
+      <w:hyperlink r:id="rId157">
         <w:r>
           <w:rPr>
             <w:rStyle w:val="Hyperlink"/>
@@ -35570,8 +36780,8 @@
         </w:r>
       </w:hyperlink>
     </w:p>
-    <w:bookmarkEnd w:id="156"/>
-    <w:bookmarkStart w:id="157" w:name="ref-rudin1976principles"/>
+    <w:bookmarkEnd w:id="158"/>
+    <w:bookmarkStart w:id="159" w:name="ref-rudin1976principles"/>
     <w:p>
       <w:pPr>
         <w:pStyle w:val="Bibliography"/>
@@ -35602,8 +36812,8 @@
         <w:t xml:space="preserve">, 3rd ed. in International series in pure and applied mathematics. New York: McGraw-Hill, 1976.</w:t>
       </w:r>
     </w:p>
-    <w:bookmarkEnd w:id="157"/>
-    <w:bookmarkStart w:id="159" w:name="ref-wikipedia_infimum_and_supremum"/>
+    <w:bookmarkEnd w:id="159"/>
+    <w:bookmarkStart w:id="161" w:name="ref-wikipedia_infimum_and_supremum"/>
     <w:p>
       <w:pPr>
         <w:pStyle w:val="Bibliography"/>
@@ -35650,7 +36860,7 @@
       <w:r>
         <w:t xml:space="preserve"> </w:t>
       </w:r>
-      <w:hyperlink r:id="rId158">
+      <w:hyperlink r:id="rId160">
         <w:r>
           <w:rPr>
             <w:rStyle w:val="Hyperlink"/>
@@ -35659,8 +36869,8 @@
         </w:r>
       </w:hyperlink>
     </w:p>
-    <w:bookmarkEnd w:id="159"/>
-    <w:bookmarkStart w:id="161" w:name="ref-wikipedia_identity_element"/>
+    <w:bookmarkEnd w:id="161"/>
+    <w:bookmarkStart w:id="163" w:name="ref-wikipedia_identity_element"/>
     <w:p>
       <w:pPr>
         <w:pStyle w:val="Bibliography"/>
@@ -35707,7 +36917,7 @@
       <w:r>
         <w:t xml:space="preserve"> </w:t>
       </w:r>
-      <w:hyperlink r:id="rId160">
+      <w:hyperlink r:id="rId162">
         <w:r>
           <w:rPr>
             <w:rStyle w:val="Hyperlink"/>
@@ -35716,8 +36926,8 @@
         </w:r>
       </w:hyperlink>
     </w:p>
-    <w:bookmarkEnd w:id="161"/>
-    <w:bookmarkStart w:id="163" w:name="ref-wikipedia_commutative_property"/>
+    <w:bookmarkEnd w:id="163"/>
+    <w:bookmarkStart w:id="165" w:name="ref-wikipedia_commutative_property"/>
     <w:p>
       <w:pPr>
         <w:pStyle w:val="Bibliography"/>
@@ -35764,7 +36974,7 @@
       <w:r>
         <w:t xml:space="preserve"> </w:t>
       </w:r>
-      <w:hyperlink r:id="rId162">
+      <w:hyperlink r:id="rId164">
         <w:r>
           <w:rPr>
             <w:rStyle w:val="Hyperlink"/>
@@ -35773,8 +36983,8 @@
         </w:r>
       </w:hyperlink>
     </w:p>
-    <w:bookmarkEnd w:id="163"/>
-    <w:bookmarkStart w:id="165" w:name="ref-wikipedia_associative_property"/>
+    <w:bookmarkEnd w:id="165"/>
+    <w:bookmarkStart w:id="167" w:name="ref-wikipedia_associative_property"/>
     <w:p>
       <w:pPr>
         <w:pStyle w:val="Bibliography"/>
@@ -35821,7 +37031,7 @@
       <w:r>
         <w:t xml:space="preserve"> </w:t>
       </w:r>
-      <w:hyperlink r:id="rId164">
+      <w:hyperlink r:id="rId166">
         <w:r>
           <w:rPr>
             <w:rStyle w:val="Hyperlink"/>
@@ -35830,8 +37040,8 @@
         </w:r>
       </w:hyperlink>
     </w:p>
-    <w:bookmarkEnd w:id="165"/>
-    <w:bookmarkStart w:id="167" w:name="ref-wikipedia_distributive_property"/>
+    <w:bookmarkEnd w:id="167"/>
+    <w:bookmarkStart w:id="169" w:name="ref-wikipedia_distributive_property"/>
     <w:p>
       <w:pPr>
         <w:pStyle w:val="Bibliography"/>
@@ -35878,7 +37088,7 @@
       <w:r>
         <w:t xml:space="preserve"> </w:t>
       </w:r>
-      <w:hyperlink r:id="rId166">
+      <w:hyperlink r:id="rId168">
         <w:r>
           <w:rPr>
             <w:rStyle w:val="Hyperlink"/>
@@ -35887,8 +37097,8 @@
         </w:r>
       </w:hyperlink>
     </w:p>
-    <w:bookmarkEnd w:id="167"/>
-    <w:bookmarkStart w:id="169" w:name="ref-wikipedia_like_terms"/>
+    <w:bookmarkEnd w:id="169"/>
+    <w:bookmarkStart w:id="171" w:name="ref-wikipedia_like_terms"/>
     <w:p>
       <w:pPr>
         <w:pStyle w:val="Bibliography"/>
@@ -35935,7 +37145,7 @@
       <w:r>
         <w:t xml:space="preserve"> </w:t>
       </w:r>
-      <w:hyperlink r:id="rId168">
+      <w:hyperlink r:id="rId170">
         <w:r>
           <w:rPr>
             <w:rStyle w:val="Hyperlink"/>
@@ -35944,9 +37154,9 @@
         </w:r>
       </w:hyperlink>
     </w:p>
-    <w:bookmarkEnd w:id="169"/>
-    <w:bookmarkEnd w:id="170"/>
     <w:bookmarkEnd w:id="171"/>
+    <w:bookmarkEnd w:id="172"/>
+    <w:bookmarkEnd w:id="173"/>
     <w:sectPr>
       <w:footnotePr>
         <w:numRestart w:val="eachSect"/>

--- a/pr-preview/pr-392/algebra-sums-tracked-changes.docx
+++ b/pr-preview/pr-392/algebra-sums-tracked-changes.docx
@@ -16,7 +16,7 @@
       </w:pPr>
       <w:del w:id="1" w:author="PR Preview" w:date="2026-01-01T00:00:00Z">
         <w:r>
-          <w:delText xml:space="preserve">Last modified: 2026-10-18 16:43:42 (PDT)</w:delText>
+          <w:delText xml:space="preserve">Last modified: 2026-10-19 00:47:50 (PDT)</w:delText>
         </w:r>
       </w:del>
     </w:p>
@@ -26,7 +26,7 @@
       </w:pPr>
       <w:ins w:id="2" w:author="PR Preview" w:date="2026-01-01T00:00:00Z">
         <w:r>
-          <w:t xml:space="preserve">Last modified: 2026-10-18 22:01:27 (PDT)</w:t>
+          <w:t xml:space="preserve">Last modified: 2026-10-19 01:54:28 (PDT)</w:t>
         </w:r>
       </w:ins>
     </w:p>
